--- a/arizo_bayanihan.docx
+++ b/arizo_bayanihan.docx
@@ -1,6 +1,6 @@
 
 <file path=word/document.xml><?xml version="1.0" encoding="utf-8"?>
-<w:document xmlns:wpc="http://schemas.microsoft.com/office/word/2010/wordprocessingCanvas" xmlns:cx="http://schemas.microsoft.com/office/drawing/2014/chartex" xmlns:cx1="http://schemas.microsoft.com/office/drawing/2015/9/8/chartex" xmlns:cx2="http://schemas.microsoft.com/office/drawing/2015/10/21/chartex" xmlns:cx3="http://schemas.microsoft.com/office/drawing/2016/5/9/chartex" xmlns:cx4="http://schemas.microsoft.com/office/drawing/2016/5/10/chartex" xmlns:cx5="http://schemas.microsoft.com/office/drawing/2016/5/11/chartex" xmlns:cx6="http://schemas.microsoft.com/office/drawing/2016/5/12/chartex" xmlns:cx7="http://schemas.microsoft.com/office/drawing/2016/5/13/chartex" xmlns:cx8="http://schemas.microsoft.com/office/drawing/2016/5/14/chartex" xmlns:mc="http://schemas.openxmlformats.org/markup-compatibility/2006" xmlns:m="http://schemas.openxmlformats.org/officeDocument/2006/math" xmlns:aink="http://schemas.microsoft.com/office/drawing/2016/ink" xmlns:am3d="http://schemas.microsoft.com/office/drawing/2017/model3d" xmlns:oel="http://schemas.microsoft.com/office/2019/extlst" xmlns:r="http://schemas.openxmlformats.org/officeDocument/2006/relationships" xmlns:wp14="http://schemas.microsoft.com/office/word/2010/wordprocessingDrawing" xmlns:wp="http://schemas.openxmlformats.org/drawingml/2006/wordprocessingDrawing" xmlns:wpg="http://schemas.microsoft.com/office/word/2010/wordprocessingGroup" xmlns:wpi="http://schemas.microsoft.com/office/word/2010/wordprocessingInk" xmlns:wps="http://schemas.microsoft.com/office/word/2010/wordprocessingShape" xmlns:o="urn:schemas-microsoft-com:office:office" xmlns:v="urn:schemas-microsoft-com:vml" xmlns:w10="urn:schemas-microsoft-com:office:word" xmlns:w="http://schemas.openxmlformats.org/wordprocessingml/2006/main" xmlns:w14="http://schemas.microsoft.com/office/word/2010/wordml" xmlns:w15="http://schemas.microsoft.com/office/word/2012/wordml" xmlns:w16cex="http://schemas.microsoft.com/office/word/2018/wordml/cex" xmlns:w16cid="http://schemas.microsoft.com/office/word/2016/wordml/cid" xmlns:w16="http://schemas.microsoft.com/office/word/2018/wordml" xmlns:w16sdtdh="http://schemas.microsoft.com/office/word/2020/wordml/sdtdatahash" xmlns:w16sdtfl="http://schemas.microsoft.com/office/word/2024/wordml/sdtformatlock" xmlns:w16se="http://schemas.microsoft.com/office/word/2015/wordml/symex" xmlns:w16du="http://schemas.microsoft.com/office/word/2023/wordml/word16du" xmlns:wne="http://schemas.microsoft.com/office/word/2006/wordml" mc:Ignorable="w14 w15 w16se w16cid w16 w16cex w16sdtdh w16sdtfl w16du wp14">
+<w:document xmlns:wpc="http://schemas.microsoft.com/office/word/2010/wordprocessingCanvas" xmlns:cx="http://schemas.microsoft.com/office/drawing/2014/chartex" xmlns:cx1="http://schemas.microsoft.com/office/drawing/2015/9/8/chartex" xmlns:cx2="http://schemas.microsoft.com/office/drawing/2015/10/21/chartex" xmlns:cx3="http://schemas.microsoft.com/office/drawing/2016/5/9/chartex" xmlns:cx4="http://schemas.microsoft.com/office/drawing/2016/5/10/chartex" xmlns:cx5="http://schemas.microsoft.com/office/drawing/2016/5/11/chartex" xmlns:cx6="http://schemas.microsoft.com/office/drawing/2016/5/12/chartex" xmlns:cx7="http://schemas.microsoft.com/office/drawing/2016/5/13/chartex" xmlns:cx8="http://schemas.microsoft.com/office/drawing/2016/5/14/chartex" xmlns:mc="http://schemas.openxmlformats.org/markup-compatibility/2006" xmlns:aink="http://schemas.microsoft.com/office/drawing/2016/ink" xmlns:am3d="http://schemas.microsoft.com/office/drawing/2017/model3d" xmlns:o="urn:schemas-microsoft-com:office:office" xmlns:oel="http://schemas.microsoft.com/office/2019/extlst" xmlns:r="http://schemas.openxmlformats.org/officeDocument/2006/relationships" xmlns:m="http://schemas.openxmlformats.org/officeDocument/2006/math" xmlns:v="urn:schemas-microsoft-com:vml" xmlns:wp14="http://schemas.microsoft.com/office/word/2010/wordprocessingDrawing" xmlns:wp="http://schemas.openxmlformats.org/drawingml/2006/wordprocessingDrawing" xmlns:w10="urn:schemas-microsoft-com:office:word" xmlns:w="http://schemas.openxmlformats.org/wordprocessingml/2006/main" xmlns:w14="http://schemas.microsoft.com/office/word/2010/wordml" xmlns:w15="http://schemas.microsoft.com/office/word/2012/wordml" xmlns:w16cex="http://schemas.microsoft.com/office/word/2018/wordml/cex" xmlns:w16cid="http://schemas.microsoft.com/office/word/2016/wordml/cid" xmlns:w16="http://schemas.microsoft.com/office/word/2018/wordml" xmlns:w16du="http://schemas.microsoft.com/office/word/2023/wordml/word16du" xmlns:w16sdtdh="http://schemas.microsoft.com/office/word/2020/wordml/sdtdatahash" xmlns:w16sdtfl="http://schemas.microsoft.com/office/word/2024/wordml/sdtformatlock" xmlns:w16se="http://schemas.microsoft.com/office/word/2015/wordml/symex" xmlns:wpg="http://schemas.microsoft.com/office/word/2010/wordprocessingGroup" xmlns:wpi="http://schemas.microsoft.com/office/word/2010/wordprocessingInk" xmlns:wne="http://schemas.microsoft.com/office/word/2006/wordml" xmlns:wps="http://schemas.microsoft.com/office/word/2010/wordprocessingShape" mc:Ignorable="w14 w15 w16se w16cid w16 w16cex w16sdtdh w16sdtfl w16du wp14">
   <w:body>
     <w:p>
       <w:pPr>
@@ -407,7 +407,7 @@
         </w:rPr>
         <w:lastRenderedPageBreak/>
         <w:drawing>
-          <wp:anchor distT="0" distB="0" distL="114300" distR="114300" simplePos="0" relativeHeight="251662336" behindDoc="0" locked="0" layoutInCell="1" allowOverlap="1" wp14:anchorId="41754A9E" wp14:editId="4D2DD161">
+          <wp:anchor distT="0" distB="0" distL="114300" distR="114300" simplePos="0" relativeHeight="251662336" behindDoc="0" locked="0" layoutInCell="1" allowOverlap="1" wp14:anchorId="41754A9E" wp14:editId="51DEC2B1">
             <wp:simplePos x="0" y="0"/>
             <wp:positionH relativeFrom="column">
               <wp:posOffset>2120265</wp:posOffset>
@@ -475,7 +475,7 @@
           <w:noProof/>
         </w:rPr>
         <w:drawing>
-          <wp:anchor distT="0" distB="0" distL="114300" distR="114300" simplePos="0" relativeHeight="251661312" behindDoc="0" locked="0" layoutInCell="1" allowOverlap="1" wp14:anchorId="54F69AFF" wp14:editId="07D68EB8">
+          <wp:anchor distT="0" distB="0" distL="114300" distR="114300" simplePos="0" relativeHeight="251661312" behindDoc="0" locked="0" layoutInCell="1" allowOverlap="1" wp14:anchorId="54F69AFF" wp14:editId="59B3C230">
             <wp:simplePos x="0" y="0"/>
             <wp:positionH relativeFrom="column">
               <wp:posOffset>39370</wp:posOffset>
@@ -540,74 +540,6 @@
       </w:r>
       <w:r>
         <w:rPr>
-          <w:noProof/>
-        </w:rPr>
-        <w:drawing>
-          <wp:anchor distT="0" distB="0" distL="114300" distR="114300" simplePos="0" relativeHeight="251663360" behindDoc="0" locked="0" layoutInCell="1" allowOverlap="1" wp14:anchorId="663FD09A" wp14:editId="41FFA7D6">
-            <wp:simplePos x="0" y="0"/>
-            <wp:positionH relativeFrom="column">
-              <wp:posOffset>4140200</wp:posOffset>
-            </wp:positionH>
-            <wp:positionV relativeFrom="paragraph">
-              <wp:posOffset>4254500</wp:posOffset>
-            </wp:positionV>
-            <wp:extent cx="1986280" cy="3888740"/>
-            <wp:effectExtent l="0" t="0" r="0" b="0"/>
-            <wp:wrapThrough wrapText="bothSides">
-              <wp:wrapPolygon edited="0">
-                <wp:start x="0" y="0"/>
-                <wp:lineTo x="0" y="21515"/>
-                <wp:lineTo x="21407" y="21515"/>
-                <wp:lineTo x="21407" y="0"/>
-                <wp:lineTo x="0" y="0"/>
-              </wp:wrapPolygon>
-            </wp:wrapThrough>
-            <wp:docPr id="1761342992" name="Picture 6"/>
-            <wp:cNvGraphicFramePr>
-              <a:graphicFrameLocks xmlns:a="http://schemas.openxmlformats.org/drawingml/2006/main" noChangeAspect="1"/>
-            </wp:cNvGraphicFramePr>
-            <a:graphic xmlns:a="http://schemas.openxmlformats.org/drawingml/2006/main">
-              <a:graphicData uri="http://schemas.openxmlformats.org/drawingml/2006/picture">
-                <pic:pic xmlns:pic="http://schemas.openxmlformats.org/drawingml/2006/picture">
-                  <pic:nvPicPr>
-                    <pic:cNvPr id="1761342992" name="Picture 1761342992"/>
-                    <pic:cNvPicPr/>
-                  </pic:nvPicPr>
-                  <pic:blipFill>
-                    <a:blip r:embed="rId7" cstate="print">
-                      <a:extLst>
-                        <a:ext uri="{28A0092B-C50C-407E-A947-70E740481C1C}">
-                          <a14:useLocalDpi xmlns:a14="http://schemas.microsoft.com/office/drawing/2010/main" val="0"/>
-                        </a:ext>
-                      </a:extLst>
-                    </a:blip>
-                    <a:stretch>
-                      <a:fillRect/>
-                    </a:stretch>
-                  </pic:blipFill>
-                  <pic:spPr>
-                    <a:xfrm>
-                      <a:off x="0" y="0"/>
-                      <a:ext cx="1986280" cy="3888740"/>
-                    </a:xfrm>
-                    <a:prstGeom prst="rect">
-                      <a:avLst/>
-                    </a:prstGeom>
-                  </pic:spPr>
-                </pic:pic>
-              </a:graphicData>
-            </a:graphic>
-            <wp14:sizeRelH relativeFrom="page">
-              <wp14:pctWidth>0</wp14:pctWidth>
-            </wp14:sizeRelH>
-            <wp14:sizeRelV relativeFrom="page">
-              <wp14:pctHeight>0</wp14:pctHeight>
-            </wp14:sizeRelV>
-          </wp:anchor>
-        </w:drawing>
-      </w:r>
-      <w:r>
-        <w:rPr>
           <w:rFonts w:ascii="Lato" w:hAnsi="Lato"/>
           <w:noProof/>
           <w:color w:val="273540"/>
@@ -645,7 +577,7 @@
                     <pic:cNvPicPr/>
                   </pic:nvPicPr>
                   <pic:blipFill>
-                    <a:blip r:embed="rId8" cstate="print">
+                    <a:blip r:embed="rId7" cstate="print">
                       <a:extLst>
                         <a:ext uri="{28A0092B-C50C-407E-A947-70E740481C1C}">
                           <a14:useLocalDpi xmlns:a14="http://schemas.microsoft.com/office/drawing/2010/main" val="0"/>
@@ -713,7 +645,7 @@
                     <pic:cNvPicPr/>
                   </pic:nvPicPr>
                   <pic:blipFill>
-                    <a:blip r:embed="rId9" cstate="print">
+                    <a:blip r:embed="rId8" cstate="print">
                       <a:extLst>
                         <a:ext uri="{28A0092B-C50C-407E-A947-70E740481C1C}">
                           <a14:useLocalDpi xmlns:a14="http://schemas.microsoft.com/office/drawing/2010/main" val="0"/>
@@ -781,7 +713,7 @@
                     <pic:cNvPicPr/>
                   </pic:nvPicPr>
                   <pic:blipFill>
-                    <a:blip r:embed="rId10" cstate="print">
+                    <a:blip r:embed="rId9" cstate="print">
                       <a:extLst>
                         <a:ext uri="{28A0092B-C50C-407E-A947-70E740481C1C}">
                           <a14:useLocalDpi xmlns:a14="http://schemas.microsoft.com/office/drawing/2010/main" val="0"/>
@@ -821,7 +753,7 @@
         </w:rPr>
         <w:lastRenderedPageBreak/>
         <w:drawing>
-          <wp:anchor distT="0" distB="0" distL="114300" distR="114300" simplePos="0" relativeHeight="251670528" behindDoc="0" locked="0" layoutInCell="1" allowOverlap="1" wp14:anchorId="20074C89" wp14:editId="0240E1B7">
+          <wp:anchor distT="0" distB="0" distL="114300" distR="114300" simplePos="0" relativeHeight="251670528" behindDoc="0" locked="0" layoutInCell="1" allowOverlap="1" wp14:anchorId="20074C89" wp14:editId="4A2F6EB0">
             <wp:simplePos x="0" y="0"/>
             <wp:positionH relativeFrom="column">
               <wp:posOffset>4114800</wp:posOffset>
@@ -852,7 +784,7 @@
                     <pic:cNvPicPr/>
                   </pic:nvPicPr>
                   <pic:blipFill>
-                    <a:blip r:embed="rId11" cstate="print">
+                    <a:blip r:embed="rId10" cstate="print">
                       <a:extLst>
                         <a:ext uri="{28A0092B-C50C-407E-A947-70E740481C1C}">
                           <a14:useLocalDpi xmlns:a14="http://schemas.microsoft.com/office/drawing/2010/main" val="0"/>
@@ -920,7 +852,7 @@
                     <pic:cNvPicPr/>
                   </pic:nvPicPr>
                   <pic:blipFill>
-                    <a:blip r:embed="rId12" cstate="print">
+                    <a:blip r:embed="rId11" cstate="print">
                       <a:extLst>
                         <a:ext uri="{28A0092B-C50C-407E-A947-70E740481C1C}">
                           <a14:useLocalDpi xmlns:a14="http://schemas.microsoft.com/office/drawing/2010/main" val="0"/>
@@ -988,7 +920,7 @@
                     <pic:cNvPicPr/>
                   </pic:nvPicPr>
                   <pic:blipFill>
-                    <a:blip r:embed="rId13" cstate="print">
+                    <a:blip r:embed="rId12" cstate="print">
                       <a:extLst>
                         <a:ext uri="{28A0092B-C50C-407E-A947-70E740481C1C}">
                           <a14:useLocalDpi xmlns:a14="http://schemas.microsoft.com/office/drawing/2010/main" val="0"/>
@@ -1056,7 +988,7 @@
                     <pic:cNvPicPr/>
                   </pic:nvPicPr>
                   <pic:blipFill>
-                    <a:blip r:embed="rId14" cstate="print">
+                    <a:blip r:embed="rId13" cstate="print">
                       <a:extLst>
                         <a:ext uri="{28A0092B-C50C-407E-A947-70E740481C1C}">
                           <a14:useLocalDpi xmlns:a14="http://schemas.microsoft.com/office/drawing/2010/main" val="0"/>
@@ -1121,6 +1053,74 @@
                 <pic:pic xmlns:pic="http://schemas.openxmlformats.org/drawingml/2006/picture">
                   <pic:nvPicPr>
                     <pic:cNvPr id="1588157511" name="Picture 1588157511"/>
+                    <pic:cNvPicPr/>
+                  </pic:nvPicPr>
+                  <pic:blipFill>
+                    <a:blip r:embed="rId14" cstate="print">
+                      <a:extLst>
+                        <a:ext uri="{28A0092B-C50C-407E-A947-70E740481C1C}">
+                          <a14:useLocalDpi xmlns:a14="http://schemas.microsoft.com/office/drawing/2010/main" val="0"/>
+                        </a:ext>
+                      </a:extLst>
+                    </a:blip>
+                    <a:stretch>
+                      <a:fillRect/>
+                    </a:stretch>
+                  </pic:blipFill>
+                  <pic:spPr>
+                    <a:xfrm>
+                      <a:off x="0" y="0"/>
+                      <a:ext cx="1964055" cy="3885565"/>
+                    </a:xfrm>
+                    <a:prstGeom prst="rect">
+                      <a:avLst/>
+                    </a:prstGeom>
+                  </pic:spPr>
+                </pic:pic>
+              </a:graphicData>
+            </a:graphic>
+            <wp14:sizeRelH relativeFrom="page">
+              <wp14:pctWidth>0</wp14:pctWidth>
+            </wp14:sizeRelH>
+            <wp14:sizeRelV relativeFrom="page">
+              <wp14:pctHeight>0</wp14:pctHeight>
+            </wp14:sizeRelV>
+          </wp:anchor>
+        </w:drawing>
+      </w:r>
+      <w:r>
+        <w:rPr>
+          <w:noProof/>
+        </w:rPr>
+        <w:drawing>
+          <wp:anchor distT="0" distB="0" distL="114300" distR="114300" simplePos="0" relativeHeight="251667456" behindDoc="0" locked="0" layoutInCell="1" allowOverlap="1" wp14:anchorId="38AC6ACD" wp14:editId="1CE44054">
+            <wp:simplePos x="0" y="0"/>
+            <wp:positionH relativeFrom="column">
+              <wp:posOffset>0</wp:posOffset>
+            </wp:positionH>
+            <wp:positionV relativeFrom="paragraph">
+              <wp:posOffset>0</wp:posOffset>
+            </wp:positionV>
+            <wp:extent cx="1964055" cy="3885565"/>
+            <wp:effectExtent l="0" t="0" r="4445" b="635"/>
+            <wp:wrapThrough wrapText="bothSides">
+              <wp:wrapPolygon edited="0">
+                <wp:start x="0" y="0"/>
+                <wp:lineTo x="0" y="21533"/>
+                <wp:lineTo x="21509" y="21533"/>
+                <wp:lineTo x="21509" y="0"/>
+                <wp:lineTo x="0" y="0"/>
+              </wp:wrapPolygon>
+            </wp:wrapThrough>
+            <wp:docPr id="629771320" name="Picture 8"/>
+            <wp:cNvGraphicFramePr>
+              <a:graphicFrameLocks xmlns:a="http://schemas.openxmlformats.org/drawingml/2006/main" noChangeAspect="1"/>
+            </wp:cNvGraphicFramePr>
+            <a:graphic xmlns:a="http://schemas.openxmlformats.org/drawingml/2006/main">
+              <a:graphicData uri="http://schemas.openxmlformats.org/drawingml/2006/picture">
+                <pic:pic xmlns:pic="http://schemas.openxmlformats.org/drawingml/2006/picture">
+                  <pic:nvPicPr>
+                    <pic:cNvPr id="629771320" name="Picture 629771320"/>
                     <pic:cNvPicPr/>
                   </pic:nvPicPr>
                   <pic:blipFill>
@@ -1156,74 +1156,6 @@
           </wp:anchor>
         </w:drawing>
       </w:r>
-      <w:r>
-        <w:rPr>
-          <w:noProof/>
-        </w:rPr>
-        <w:drawing>
-          <wp:anchor distT="0" distB="0" distL="114300" distR="114300" simplePos="0" relativeHeight="251667456" behindDoc="0" locked="0" layoutInCell="1" allowOverlap="1" wp14:anchorId="38AC6ACD" wp14:editId="1CE44054">
-            <wp:simplePos x="0" y="0"/>
-            <wp:positionH relativeFrom="column">
-              <wp:posOffset>0</wp:posOffset>
-            </wp:positionH>
-            <wp:positionV relativeFrom="paragraph">
-              <wp:posOffset>0</wp:posOffset>
-            </wp:positionV>
-            <wp:extent cx="1964055" cy="3885565"/>
-            <wp:effectExtent l="0" t="0" r="4445" b="635"/>
-            <wp:wrapThrough wrapText="bothSides">
-              <wp:wrapPolygon edited="0">
-                <wp:start x="0" y="0"/>
-                <wp:lineTo x="0" y="21533"/>
-                <wp:lineTo x="21509" y="21533"/>
-                <wp:lineTo x="21509" y="0"/>
-                <wp:lineTo x="0" y="0"/>
-              </wp:wrapPolygon>
-            </wp:wrapThrough>
-            <wp:docPr id="629771320" name="Picture 8"/>
-            <wp:cNvGraphicFramePr>
-              <a:graphicFrameLocks xmlns:a="http://schemas.openxmlformats.org/drawingml/2006/main" noChangeAspect="1"/>
-            </wp:cNvGraphicFramePr>
-            <a:graphic xmlns:a="http://schemas.openxmlformats.org/drawingml/2006/main">
-              <a:graphicData uri="http://schemas.openxmlformats.org/drawingml/2006/picture">
-                <pic:pic xmlns:pic="http://schemas.openxmlformats.org/drawingml/2006/picture">
-                  <pic:nvPicPr>
-                    <pic:cNvPr id="629771320" name="Picture 629771320"/>
-                    <pic:cNvPicPr/>
-                  </pic:nvPicPr>
-                  <pic:blipFill>
-                    <a:blip r:embed="rId16" cstate="print">
-                      <a:extLst>
-                        <a:ext uri="{28A0092B-C50C-407E-A947-70E740481C1C}">
-                          <a14:useLocalDpi xmlns:a14="http://schemas.microsoft.com/office/drawing/2010/main" val="0"/>
-                        </a:ext>
-                      </a:extLst>
-                    </a:blip>
-                    <a:stretch>
-                      <a:fillRect/>
-                    </a:stretch>
-                  </pic:blipFill>
-                  <pic:spPr>
-                    <a:xfrm>
-                      <a:off x="0" y="0"/>
-                      <a:ext cx="1964055" cy="3885565"/>
-                    </a:xfrm>
-                    <a:prstGeom prst="rect">
-                      <a:avLst/>
-                    </a:prstGeom>
-                  </pic:spPr>
-                </pic:pic>
-              </a:graphicData>
-            </a:graphic>
-            <wp14:sizeRelH relativeFrom="page">
-              <wp14:pctWidth>0</wp14:pctWidth>
-            </wp14:sizeRelH>
-            <wp14:sizeRelV relativeFrom="page">
-              <wp14:pctHeight>0</wp14:pctHeight>
-            </wp14:sizeRelV>
-          </wp:anchor>
-        </w:drawing>
-      </w:r>
     </w:p>
     <w:p>
       <w:r>
@@ -1263,7 +1195,7 @@
                     <pic:cNvPicPr/>
                   </pic:nvPicPr>
                   <pic:blipFill>
-                    <a:blip r:embed="rId17" cstate="print">
+                    <a:blip r:embed="rId16" cstate="print">
                       <a:extLst>
                         <a:ext uri="{28A0092B-C50C-407E-A947-70E740481C1C}">
                           <a14:useLocalDpi xmlns:a14="http://schemas.microsoft.com/office/drawing/2010/main" val="0"/>
@@ -1331,7 +1263,7 @@
                     <pic:cNvPicPr/>
                   </pic:nvPicPr>
                   <pic:blipFill>
-                    <a:blip r:embed="rId18" cstate="print">
+                    <a:blip r:embed="rId17" cstate="print">
                       <a:extLst>
                         <a:ext uri="{28A0092B-C50C-407E-A947-70E740481C1C}">
                           <a14:useLocalDpi xmlns:a14="http://schemas.microsoft.com/office/drawing/2010/main" val="0"/>
@@ -1399,7 +1331,7 @@
                     <pic:cNvPicPr/>
                   </pic:nvPicPr>
                   <pic:blipFill>
-                    <a:blip r:embed="rId19" cstate="print">
+                    <a:blip r:embed="rId18" cstate="print">
                       <a:extLst>
                         <a:ext uri="{28A0092B-C50C-407E-A947-70E740481C1C}">
                           <a14:useLocalDpi xmlns:a14="http://schemas.microsoft.com/office/drawing/2010/main" val="0"/>
@@ -1467,7 +1399,7 @@
                     <pic:cNvPicPr/>
                   </pic:nvPicPr>
                   <pic:blipFill>
-                    <a:blip r:embed="rId20" cstate="print">
+                    <a:blip r:embed="rId19" cstate="print">
                       <a:extLst>
                         <a:ext uri="{28A0092B-C50C-407E-A947-70E740481C1C}">
                           <a14:useLocalDpi xmlns:a14="http://schemas.microsoft.com/office/drawing/2010/main" val="0"/>
@@ -1535,7 +1467,7 @@
                     <pic:cNvPicPr/>
                   </pic:nvPicPr>
                   <pic:blipFill>
-                    <a:blip r:embed="rId21" cstate="print">
+                    <a:blip r:embed="rId20" cstate="print">
                       <a:extLst>
                         <a:ext uri="{28A0092B-C50C-407E-A947-70E740481C1C}">
                           <a14:useLocalDpi xmlns:a14="http://schemas.microsoft.com/office/drawing/2010/main" val="0"/>
@@ -1603,7 +1535,7 @@
                     <pic:cNvPicPr/>
                   </pic:nvPicPr>
                   <pic:blipFill>
-                    <a:blip r:embed="rId22" cstate="print">
+                    <a:blip r:embed="rId21" cstate="print">
                       <a:extLst>
                         <a:ext uri="{28A0092B-C50C-407E-A947-70E740481C1C}">
                           <a14:useLocalDpi xmlns:a14="http://schemas.microsoft.com/office/drawing/2010/main" val="0"/>
@@ -1674,7 +1606,7 @@
                     <pic:cNvPicPr/>
                   </pic:nvPicPr>
                   <pic:blipFill>
-                    <a:blip r:embed="rId23" cstate="print">
+                    <a:blip r:embed="rId22" cstate="print">
                       <a:extLst>
                         <a:ext uri="{28A0092B-C50C-407E-A947-70E740481C1C}">
                           <a14:useLocalDpi xmlns:a14="http://schemas.microsoft.com/office/drawing/2010/main" val="0"/>
@@ -1742,7 +1674,7 @@
                     <pic:cNvPicPr/>
                   </pic:nvPicPr>
                   <pic:blipFill>
-                    <a:blip r:embed="rId24" cstate="print">
+                    <a:blip r:embed="rId23" cstate="print">
                       <a:extLst>
                         <a:ext uri="{28A0092B-C50C-407E-A947-70E740481C1C}">
                           <a14:useLocalDpi xmlns:a14="http://schemas.microsoft.com/office/drawing/2010/main" val="0"/>
@@ -1810,7 +1742,7 @@
                     <pic:cNvPicPr/>
                   </pic:nvPicPr>
                   <pic:blipFill>
-                    <a:blip r:embed="rId25" cstate="print">
+                    <a:blip r:embed="rId24" cstate="print">
                       <a:extLst>
                         <a:ext uri="{28A0092B-C50C-407E-A947-70E740481C1C}">
                           <a14:useLocalDpi xmlns:a14="http://schemas.microsoft.com/office/drawing/2010/main" val="0"/>
@@ -1878,7 +1810,7 @@
                     <pic:cNvPicPr/>
                   </pic:nvPicPr>
                   <pic:blipFill>
-                    <a:blip r:embed="rId26" cstate="print">
+                    <a:blip r:embed="rId25" cstate="print">
                       <a:extLst>
                         <a:ext uri="{28A0092B-C50C-407E-A947-70E740481C1C}">
                           <a14:useLocalDpi xmlns:a14="http://schemas.microsoft.com/office/drawing/2010/main" val="0"/>
@@ -1946,7 +1878,7 @@
                     <pic:cNvPicPr/>
                   </pic:nvPicPr>
                   <pic:blipFill>
-                    <a:blip r:embed="rId27" cstate="print">
+                    <a:blip r:embed="rId26" cstate="print">
                       <a:extLst>
                         <a:ext uri="{28A0092B-C50C-407E-A947-70E740481C1C}">
                           <a14:useLocalDpi xmlns:a14="http://schemas.microsoft.com/office/drawing/2010/main" val="0"/>
@@ -2014,7 +1946,7 @@
                     <pic:cNvPicPr/>
                   </pic:nvPicPr>
                   <pic:blipFill>
-                    <a:blip r:embed="rId28" cstate="print">
+                    <a:blip r:embed="rId27" cstate="print">
                       <a:extLst>
                         <a:ext uri="{28A0092B-C50C-407E-A947-70E740481C1C}">
                           <a14:useLocalDpi xmlns:a14="http://schemas.microsoft.com/office/drawing/2010/main" val="0"/>
@@ -2088,7 +2020,7 @@
                     <pic:cNvPicPr/>
                   </pic:nvPicPr>
                   <pic:blipFill>
-                    <a:blip r:embed="rId29" cstate="print">
+                    <a:blip r:embed="rId28" cstate="print">
                       <a:extLst>
                         <a:ext uri="{28A0092B-C50C-407E-A947-70E740481C1C}">
                           <a14:useLocalDpi xmlns:a14="http://schemas.microsoft.com/office/drawing/2010/main" val="0"/>
@@ -2129,8 +2061,1089 @@
     <w:p/>
     <w:p/>
     <w:p>
+      <w:pPr>
+        <w:rPr>
+          <w:b/>
+          <w:bCs/>
+        </w:rPr>
+      </w:pPr>
       <w:r>
         <w:br w:type="page"/>
+      </w:r>
+      <w:r>
+        <w:rPr>
+          <w:b/>
+          <w:bCs/>
+        </w:rPr>
+        <w:lastRenderedPageBreak/>
+        <w:t>BAYANIHAN</w:t>
+      </w:r>
+    </w:p>
+    <w:p>
+      <w:pPr>
+        <w:rPr>
+          <w:b/>
+          <w:bCs/>
+        </w:rPr>
+      </w:pPr>
+      <w:proofErr w:type="spellStart"/>
+      <w:r>
+        <w:rPr>
+          <w:b/>
+          <w:bCs/>
+        </w:rPr>
+        <w:t>SwiftUI</w:t>
+      </w:r>
+      <w:proofErr w:type="spellEnd"/>
+      <w:r>
+        <w:rPr>
+          <w:b/>
+          <w:bCs/>
+        </w:rPr>
+        <w:t xml:space="preserve"> Midterm Project Documentation</w:t>
+      </w:r>
+    </w:p>
+    <w:p>
+      <w:pPr>
+        <w:rPr>
+          <w:b/>
+          <w:bCs/>
+        </w:rPr>
+      </w:pPr>
+      <w:r>
+        <w:rPr>
+          <w:b/>
+          <w:bCs/>
+        </w:rPr>
+        <w:t>1. Application Overview</w:t>
+      </w:r>
+    </w:p>
+    <w:p>
+      <w:pPr>
+        <w:rPr>
+          <w:b/>
+          <w:bCs/>
+        </w:rPr>
+      </w:pPr>
+      <w:r>
+        <w:rPr>
+          <w:b/>
+          <w:bCs/>
+        </w:rPr>
+        <w:t>Application Description</w:t>
+      </w:r>
+    </w:p>
+    <w:p>
+      <w:r>
+        <w:rPr>
+          <w:b/>
+          <w:bCs/>
+        </w:rPr>
+        <w:t>Bayanihan</w:t>
+      </w:r>
+      <w:r>
+        <w:t xml:space="preserve"> is a community assistance application inspired by the Filipino value of helping one another. The application connects people who need assistance with people who are willing to help.</w:t>
+      </w:r>
+    </w:p>
+    <w:p>
+      <w:r>
+        <w:t>The application focuses on community assistance instead of being a general social media, marketplace, or donation application.</w:t>
+      </w:r>
+    </w:p>
+    <w:p/>
+    <w:p>
+      <w:pPr>
+        <w:rPr>
+          <w:b/>
+          <w:bCs/>
+        </w:rPr>
+      </w:pPr>
+      <w:r>
+        <w:rPr>
+          <w:b/>
+          <w:bCs/>
+        </w:rPr>
+        <w:t>Purpose</w:t>
+      </w:r>
+    </w:p>
+    <w:p>
+      <w:r>
+        <w:t>The purpose of Bayanihan is to provide a more organized way for people to request and offer help within their community.</w:t>
+      </w:r>
+    </w:p>
+    <w:p>
+      <w:r>
+        <w:t>Users can create assistance requests, browse requests from other people, offer help, and monitor their activities.</w:t>
+      </w:r>
+    </w:p>
+    <w:p/>
+    <w:p>
+      <w:pPr>
+        <w:rPr>
+          <w:b/>
+          <w:bCs/>
+        </w:rPr>
+      </w:pPr>
+      <w:r>
+        <w:rPr>
+          <w:b/>
+          <w:bCs/>
+        </w:rPr>
+        <w:t>Target Users</w:t>
+      </w:r>
+    </w:p>
+    <w:p>
+      <w:r>
+        <w:t>The application is designed for:</w:t>
+      </w:r>
+    </w:p>
+    <w:p>
+      <w:pPr>
+        <w:numPr>
+          <w:ilvl w:val="0"/>
+          <w:numId w:val="3"/>
+        </w:numPr>
+      </w:pPr>
+      <w:r>
+        <w:t>People who need assistance</w:t>
+      </w:r>
+    </w:p>
+    <w:p>
+      <w:pPr>
+        <w:numPr>
+          <w:ilvl w:val="0"/>
+          <w:numId w:val="3"/>
+        </w:numPr>
+      </w:pPr>
+      <w:r>
+        <w:t>People who are willing to help</w:t>
+      </w:r>
+    </w:p>
+    <w:p>
+      <w:pPr>
+        <w:numPr>
+          <w:ilvl w:val="0"/>
+          <w:numId w:val="3"/>
+        </w:numPr>
+      </w:pPr>
+      <w:r>
+        <w:t>Members of local communities</w:t>
+      </w:r>
+    </w:p>
+    <w:p>
+      <w:pPr>
+        <w:numPr>
+          <w:ilvl w:val="0"/>
+          <w:numId w:val="3"/>
+        </w:numPr>
+      </w:pPr>
+      <w:r>
+        <w:t>Individuals looking for or offering community support</w:t>
+      </w:r>
+    </w:p>
+    <w:p>
+      <w:pPr>
+        <w:rPr>
+          <w:b/>
+          <w:bCs/>
+        </w:rPr>
+      </w:pPr>
+      <w:r>
+        <w:rPr>
+          <w:b/>
+          <w:bCs/>
+        </w:rPr>
+        <w:t>Main Features</w:t>
+      </w:r>
+    </w:p>
+    <w:p>
+      <w:pPr>
+        <w:numPr>
+          <w:ilvl w:val="0"/>
+          <w:numId w:val="4"/>
+        </w:numPr>
+      </w:pPr>
+      <w:r>
+        <w:t>Create an assistance request</w:t>
+      </w:r>
+    </w:p>
+    <w:p>
+      <w:pPr>
+        <w:numPr>
+          <w:ilvl w:val="0"/>
+          <w:numId w:val="4"/>
+        </w:numPr>
+      </w:pPr>
+      <w:r>
+        <w:t>Browse community requests</w:t>
+      </w:r>
+    </w:p>
+    <w:p>
+      <w:pPr>
+        <w:numPr>
+          <w:ilvl w:val="0"/>
+          <w:numId w:val="4"/>
+        </w:numPr>
+      </w:pPr>
+      <w:r>
+        <w:t>View request details</w:t>
+      </w:r>
+    </w:p>
+    <w:p>
+      <w:pPr>
+        <w:numPr>
+          <w:ilvl w:val="0"/>
+          <w:numId w:val="4"/>
+        </w:numPr>
+      </w:pPr>
+      <w:r>
+        <w:t>Offer help</w:t>
+      </w:r>
+    </w:p>
+    <w:p>
+      <w:pPr>
+        <w:numPr>
+          <w:ilvl w:val="0"/>
+          <w:numId w:val="4"/>
+        </w:numPr>
+      </w:pPr>
+      <w:r>
+        <w:lastRenderedPageBreak/>
+        <w:t>Track activities</w:t>
+      </w:r>
+    </w:p>
+    <w:p>
+      <w:pPr>
+        <w:numPr>
+          <w:ilvl w:val="0"/>
+          <w:numId w:val="4"/>
+        </w:numPr>
+      </w:pPr>
+      <w:r>
+        <w:t>Manage user profile</w:t>
+      </w:r>
+    </w:p>
+    <w:p>
+      <w:pPr>
+        <w:numPr>
+          <w:ilvl w:val="0"/>
+          <w:numId w:val="4"/>
+        </w:numPr>
+      </w:pPr>
+      <w:r>
+        <w:t>Categorize requests</w:t>
+      </w:r>
+    </w:p>
+    <w:p>
+      <w:pPr>
+        <w:numPr>
+          <w:ilvl w:val="0"/>
+          <w:numId w:val="4"/>
+        </w:numPr>
+      </w:pPr>
+      <w:r>
+        <w:t>Track request status</w:t>
+      </w:r>
+    </w:p>
+    <w:p>
+      <w:pPr>
+        <w:numPr>
+          <w:ilvl w:val="0"/>
+          <w:numId w:val="4"/>
+        </w:numPr>
+      </w:pPr>
+      <w:r>
+        <w:t>Navigate between different sections of the application</w:t>
+      </w:r>
+    </w:p>
+    <w:p>
+      <w:r>
+        <w:t>The main categories include Food, Medical, Education, Housing, Donation, Volunteer, Emergency, and Other.</w:t>
+      </w:r>
+    </w:p>
+    <w:p/>
+    <w:p>
+      <w:pPr>
+        <w:rPr>
+          <w:b/>
+          <w:bCs/>
+        </w:rPr>
+      </w:pPr>
+      <w:r>
+        <w:rPr>
+          <w:b/>
+          <w:bCs/>
+        </w:rPr>
+        <w:t>2. Figma Prototype</w:t>
+      </w:r>
+    </w:p>
+    <w:p>
+      <w:r>
+        <w:t xml:space="preserve">The Figma prototype represents the </w:t>
+      </w:r>
+      <w:r>
+        <w:rPr>
+          <w:b/>
+          <w:bCs/>
+        </w:rPr>
+        <w:t>100% planned version</w:t>
+      </w:r>
+      <w:r>
+        <w:t xml:space="preserve"> of the Bayanihan application.</w:t>
+      </w:r>
+    </w:p>
+    <w:p>
+      <w:r>
+        <w:t>It contains the planned screens, navigation, user flows, and interactions that will be developed for the complete application.</w:t>
+      </w:r>
+    </w:p>
+    <w:p>
+      <w:pPr>
+        <w:rPr>
+          <w:b/>
+          <w:bCs/>
+        </w:rPr>
+      </w:pPr>
+      <w:r>
+        <w:rPr>
+          <w:b/>
+          <w:bCs/>
+        </w:rPr>
+        <w:t>Figma Prototype Link</w:t>
+      </w:r>
+    </w:p>
+    <w:p>
+      <w:pPr>
+        <w:rPr>
+          <w:b/>
+          <w:bCs/>
+        </w:rPr>
+      </w:pPr>
+      <w:hyperlink r:id="rId29" w:history="1">
+        <w:r>
+          <w:rPr>
+            <w:rStyle w:val="Hyperlink"/>
+            <w:b/>
+            <w:bCs/>
+          </w:rPr>
+          <w:t>https://www.figma.com/make/dK2F7dsT1DjahTyCxtkRJG/bayanihan?fullscreen=1&amp;t=uaEvEHigHpHm7wgp-1&amp;code-node-id=0-6</w:t>
+        </w:r>
+      </w:hyperlink>
+    </w:p>
+    <w:p>
+      <w:pPr>
+        <w:rPr>
+          <w:b/>
+          <w:bCs/>
+        </w:rPr>
+      </w:pPr>
+    </w:p>
+    <w:p>
+      <w:pPr>
+        <w:rPr>
+          <w:b/>
+          <w:bCs/>
+        </w:rPr>
+      </w:pPr>
+      <w:r>
+        <w:rPr>
+          <w:b/>
+          <w:bCs/>
+        </w:rPr>
+        <w:t>Prototype Navigation</w:t>
+      </w:r>
+    </w:p>
+    <w:p>
+      <w:r>
+        <w:t>The main navigation of the prototype consists of:</w:t>
+      </w:r>
+    </w:p>
+    <w:p>
+      <w:r>
+        <w:rPr>
+          <w:b/>
+          <w:bCs/>
+        </w:rPr>
+        <w:t>Home → Requests → Post → Activity → Profile</w:t>
+      </w:r>
+    </w:p>
+    <w:p>
+      <w:r>
+        <w:t>The prototype also demonstrates important user flows such as:</w:t>
+      </w:r>
+    </w:p>
+    <w:p>
+      <w:r>
+        <w:rPr>
+          <w:b/>
+          <w:bCs/>
+        </w:rPr>
+        <w:t>View Request → Offer Help → Activity</w:t>
+      </w:r>
+    </w:p>
+    <w:p>
+      <w:r>
+        <w:t>and</w:t>
+      </w:r>
+    </w:p>
+    <w:p>
+      <w:r>
+        <w:rPr>
+          <w:b/>
+          <w:bCs/>
+        </w:rPr>
+        <w:t>Post Request → Request Details → Track Activity</w:t>
+      </w:r>
+    </w:p>
+    <w:p>
+      <w:r>
+        <w:t xml:space="preserve">The Figma prototype serves as the visual and functional guide for the </w:t>
+      </w:r>
+      <w:proofErr w:type="spellStart"/>
+      <w:r>
+        <w:t>SwiftUI</w:t>
+      </w:r>
+      <w:proofErr w:type="spellEnd"/>
+      <w:r>
+        <w:t xml:space="preserve"> implementation.</w:t>
+      </w:r>
+    </w:p>
+    <w:p/>
+    <w:p/>
+    <w:p>
+      <w:pPr>
+        <w:rPr>
+          <w:b/>
+          <w:bCs/>
+        </w:rPr>
+      </w:pPr>
+      <w:r>
+        <w:rPr>
+          <w:b/>
+          <w:bCs/>
+        </w:rPr>
+        <w:lastRenderedPageBreak/>
+        <w:t>3. Application Screenshots</w:t>
+      </w:r>
+    </w:p>
+    <w:p>
+      <w:r>
+        <w:t xml:space="preserve">The screenshots below show the actual </w:t>
+      </w:r>
+      <w:proofErr w:type="spellStart"/>
+      <w:r>
+        <w:rPr>
+          <w:b/>
+          <w:bCs/>
+        </w:rPr>
+        <w:t>SwiftUI</w:t>
+      </w:r>
+      <w:proofErr w:type="spellEnd"/>
+      <w:r>
+        <w:rPr>
+          <w:b/>
+          <w:bCs/>
+        </w:rPr>
+        <w:t xml:space="preserve"> implementation</w:t>
+      </w:r>
+      <w:r>
+        <w:t xml:space="preserve"> of the Bayanihan application.</w:t>
+      </w:r>
+    </w:p>
+    <w:p>
+      <w:r>
+        <w:t xml:space="preserve">The current implementation demonstrates at least </w:t>
+      </w:r>
+      <w:r>
+        <w:rPr>
+          <w:b/>
+          <w:bCs/>
+        </w:rPr>
+        <w:t>50% of the planned interface and functionality</w:t>
+      </w:r>
+      <w:r>
+        <w:t>.</w:t>
+      </w:r>
+    </w:p>
+    <w:p>
+      <w:r>
+        <w:rPr>
+          <w:b/>
+          <w:bCs/>
+        </w:rPr>
+        <w:t>Screenshot 1 – Home Screen</w:t>
+      </w:r>
+    </w:p>
+    <w:p>
+      <w:r>
+        <w:t>The Home screen serves as the main page of the application. It displays community assistance requests and provides access to the main sections of the application.</w:t>
+      </w:r>
+    </w:p>
+    <w:p>
+      <w:r>
+        <w:rPr>
+          <w:noProof/>
+        </w:rPr>
+        <w:drawing>
+          <wp:anchor distT="0" distB="0" distL="114300" distR="114300" simplePos="0" relativeHeight="251663360" behindDoc="0" locked="0" layoutInCell="1" allowOverlap="1" wp14:anchorId="663FD09A" wp14:editId="70F1672F">
+            <wp:simplePos x="0" y="0"/>
+            <wp:positionH relativeFrom="margin">
+              <wp:posOffset>1599565</wp:posOffset>
+            </wp:positionH>
+            <wp:positionV relativeFrom="paragraph">
+              <wp:posOffset>206375</wp:posOffset>
+            </wp:positionV>
+            <wp:extent cx="1986280" cy="3888740"/>
+            <wp:effectExtent l="0" t="0" r="0" b="0"/>
+            <wp:wrapThrough wrapText="bothSides">
+              <wp:wrapPolygon edited="0">
+                <wp:start x="0" y="0"/>
+                <wp:lineTo x="0" y="21480"/>
+                <wp:lineTo x="21338" y="21480"/>
+                <wp:lineTo x="21338" y="0"/>
+                <wp:lineTo x="0" y="0"/>
+              </wp:wrapPolygon>
+            </wp:wrapThrough>
+            <wp:docPr id="1761342992" name="Picture 6"/>
+            <wp:cNvGraphicFramePr>
+              <a:graphicFrameLocks xmlns:a="http://schemas.openxmlformats.org/drawingml/2006/main" noChangeAspect="1"/>
+            </wp:cNvGraphicFramePr>
+            <a:graphic xmlns:a="http://schemas.openxmlformats.org/drawingml/2006/main">
+              <a:graphicData uri="http://schemas.openxmlformats.org/drawingml/2006/picture">
+                <pic:pic xmlns:pic="http://schemas.openxmlformats.org/drawingml/2006/picture">
+                  <pic:nvPicPr>
+                    <pic:cNvPr id="1761342992" name="Picture 1761342992"/>
+                    <pic:cNvPicPr/>
+                  </pic:nvPicPr>
+                  <pic:blipFill>
+                    <a:blip r:embed="rId30" cstate="print">
+                      <a:extLst>
+                        <a:ext uri="{28A0092B-C50C-407E-A947-70E740481C1C}">
+                          <a14:useLocalDpi xmlns:a14="http://schemas.microsoft.com/office/drawing/2010/main" val="0"/>
+                        </a:ext>
+                      </a:extLst>
+                    </a:blip>
+                    <a:stretch>
+                      <a:fillRect/>
+                    </a:stretch>
+                  </pic:blipFill>
+                  <pic:spPr>
+                    <a:xfrm>
+                      <a:off x="0" y="0"/>
+                      <a:ext cx="1986280" cy="3888740"/>
+                    </a:xfrm>
+                    <a:prstGeom prst="rect">
+                      <a:avLst/>
+                    </a:prstGeom>
+                  </pic:spPr>
+                </pic:pic>
+              </a:graphicData>
+            </a:graphic>
+            <wp14:sizeRelH relativeFrom="page">
+              <wp14:pctWidth>0</wp14:pctWidth>
+            </wp14:sizeRelH>
+            <wp14:sizeRelV relativeFrom="page">
+              <wp14:pctHeight>0</wp14:pctHeight>
+            </wp14:sizeRelV>
+          </wp:anchor>
+        </w:drawing>
+      </w:r>
+      <w:r>
+        <w:br w:type="page"/>
+      </w:r>
+    </w:p>
+    <w:p/>
+    <w:p>
+      <w:pPr>
+        <w:rPr>
+          <w:b/>
+          <w:bCs/>
+        </w:rPr>
+      </w:pPr>
+      <w:r>
+        <w:rPr>
+          <w:b/>
+          <w:bCs/>
+        </w:rPr>
+        <w:t>Screenshot 2 – Requests Screen</w:t>
+      </w:r>
+    </w:p>
+    <w:p>
+      <w:r>
+        <w:t>The Requests screen allows users to browse available community assistance requests.</w:t>
+      </w:r>
+    </w:p>
+    <w:p/>
+    <w:p/>
+    <w:p>
+      <w:r>
+        <w:br w:type="page"/>
+      </w:r>
+    </w:p>
+    <w:p/>
+    <w:p>
+      <w:r>
+        <w:br w:type="page"/>
+      </w:r>
+    </w:p>
+    <w:p/>
+    <w:p>
+      <w:pPr>
+        <w:rPr>
+          <w:b/>
+          <w:bCs/>
+        </w:rPr>
+      </w:pPr>
+      <w:r>
+        <w:rPr>
+          <w:b/>
+          <w:bCs/>
+        </w:rPr>
+        <w:t>Screenshot 3 – Post Request Screen</w:t>
+      </w:r>
+    </w:p>
+    <w:p>
+      <w:r>
+        <w:rPr>
+          <w:b/>
+          <w:bCs/>
+        </w:rPr>
+        <w:t>[INSERT POST SCREENSHOT]</w:t>
+      </w:r>
+    </w:p>
+    <w:p>
+      <w:r>
+        <w:t>The Post Request screen allows users to enter information and create an assistance request.</w:t>
+      </w:r>
+    </w:p>
+    <w:p>
+      <w:pPr>
+        <w:rPr>
+          <w:b/>
+          <w:bCs/>
+        </w:rPr>
+      </w:pPr>
+      <w:r>
+        <w:rPr>
+          <w:b/>
+          <w:bCs/>
+        </w:rPr>
+        <w:t>Screenshot 4 – Activity Screen</w:t>
+      </w:r>
+    </w:p>
+    <w:p>
+      <w:r>
+        <w:rPr>
+          <w:b/>
+          <w:bCs/>
+        </w:rPr>
+        <w:t>[INSERT ACTIVITY SCREENSHOT]</w:t>
+      </w:r>
+    </w:p>
+    <w:p>
+      <w:r>
+        <w:t>The Activity screen allows users to monitor their requests and activities.</w:t>
+      </w:r>
+    </w:p>
+    <w:p>
+      <w:pPr>
+        <w:rPr>
+          <w:b/>
+          <w:bCs/>
+        </w:rPr>
+      </w:pPr>
+      <w:r>
+        <w:rPr>
+          <w:b/>
+          <w:bCs/>
+        </w:rPr>
+        <w:t>Screenshot 5 – Profile Screen</w:t>
+      </w:r>
+    </w:p>
+    <w:p>
+      <w:r>
+        <w:rPr>
+          <w:b/>
+          <w:bCs/>
+        </w:rPr>
+        <w:t>[INSERT PROFILE SCREENSHOT]</w:t>
+      </w:r>
+    </w:p>
+    <w:p>
+      <w:r>
+        <w:t>The Profile screen displays the user's information and account-related options.</w:t>
+      </w:r>
+    </w:p>
+    <w:p>
+      <w:pPr>
+        <w:rPr>
+          <w:b/>
+          <w:bCs/>
+        </w:rPr>
+      </w:pPr>
+      <w:proofErr w:type="spellStart"/>
+      <w:r>
+        <w:rPr>
+          <w:b/>
+          <w:bCs/>
+        </w:rPr>
+        <w:t>SwiftUI</w:t>
+      </w:r>
+      <w:proofErr w:type="spellEnd"/>
+      <w:r>
+        <w:rPr>
+          <w:b/>
+          <w:bCs/>
+        </w:rPr>
+        <w:t xml:space="preserve"> Implementation</w:t>
+      </w:r>
+    </w:p>
+    <w:p>
+      <w:r>
+        <w:t xml:space="preserve">The application was developed using </w:t>
+      </w:r>
+      <w:r>
+        <w:rPr>
+          <w:b/>
+          <w:bCs/>
+        </w:rPr>
+        <w:t xml:space="preserve">Swift, </w:t>
+      </w:r>
+      <w:proofErr w:type="spellStart"/>
+      <w:r>
+        <w:rPr>
+          <w:b/>
+          <w:bCs/>
+        </w:rPr>
+        <w:t>SwiftUI</w:t>
+      </w:r>
+      <w:proofErr w:type="spellEnd"/>
+      <w:r>
+        <w:rPr>
+          <w:b/>
+          <w:bCs/>
+        </w:rPr>
+        <w:t>, and Xcode</w:t>
+      </w:r>
+      <w:r>
+        <w:t>.</w:t>
+      </w:r>
+    </w:p>
+    <w:p>
+      <w:r>
+        <w:t>The project is organized into five main folders:</w:t>
+      </w:r>
+    </w:p>
+    <w:p>
+      <w:pPr>
+        <w:rPr>
+          <w:b/>
+          <w:bCs/>
+        </w:rPr>
+      </w:pPr>
+      <w:r>
+        <w:rPr>
+          <w:b/>
+          <w:bCs/>
+        </w:rPr>
+        <w:t>App</w:t>
+      </w:r>
+    </w:p>
+    <w:p>
+      <w:r>
+        <w:t>Contains the files responsible for starting and configuring the application.</w:t>
+      </w:r>
+    </w:p>
+    <w:p>
+      <w:pPr>
+        <w:rPr>
+          <w:b/>
+          <w:bCs/>
+        </w:rPr>
+      </w:pPr>
+      <w:r>
+        <w:rPr>
+          <w:b/>
+          <w:bCs/>
+        </w:rPr>
+        <w:t>Controllers</w:t>
+      </w:r>
+    </w:p>
+    <w:p>
+      <w:r>
+        <w:t>Contains the application's logic and handles actions between the user interface and the data.</w:t>
+      </w:r>
+    </w:p>
+    <w:p>
+      <w:pPr>
+        <w:rPr>
+          <w:b/>
+          <w:bCs/>
+        </w:rPr>
+      </w:pPr>
+      <w:r>
+        <w:rPr>
+          <w:b/>
+          <w:bCs/>
+        </w:rPr>
+        <w:t>Models</w:t>
+      </w:r>
+    </w:p>
+    <w:p>
+      <w:r>
+        <w:t>Contains the data structures used by the application, such as users, requests, categories, and statuses.</w:t>
+      </w:r>
+    </w:p>
+    <w:p>
+      <w:pPr>
+        <w:rPr>
+          <w:b/>
+          <w:bCs/>
+        </w:rPr>
+      </w:pPr>
+      <w:r>
+        <w:rPr>
+          <w:b/>
+          <w:bCs/>
+        </w:rPr>
+        <w:t>Persistence</w:t>
+      </w:r>
+    </w:p>
+    <w:p>
+      <w:r>
+        <w:t>Handles saving and retrieving application data so information can remain available after the application is closed.</w:t>
+      </w:r>
+    </w:p>
+    <w:p>
+      <w:pPr>
+        <w:rPr>
+          <w:b/>
+          <w:bCs/>
+        </w:rPr>
+      </w:pPr>
+      <w:r>
+        <w:rPr>
+          <w:b/>
+          <w:bCs/>
+        </w:rPr>
+        <w:t>Views</w:t>
+      </w:r>
+    </w:p>
+    <w:p>
+      <w:r>
+        <w:t xml:space="preserve">Contains the </w:t>
+      </w:r>
+      <w:proofErr w:type="spellStart"/>
+      <w:r>
+        <w:t>SwiftUI</w:t>
+      </w:r>
+      <w:proofErr w:type="spellEnd"/>
+      <w:r>
+        <w:t xml:space="preserve"> screens and user interface components that users interact with.</w:t>
+      </w:r>
+    </w:p>
+    <w:p>
+      <w:r>
+        <w:lastRenderedPageBreak/>
+        <w:pict w14:anchorId="3EB28D54">
+          <v:rect id="_x0000_i1064" style="width:0;height:1.5pt" o:hralign="center" o:hrstd="t" o:hr="t" fillcolor="#a0a0a0" stroked="f"/>
+        </w:pict>
+      </w:r>
+    </w:p>
+    <w:p>
+      <w:pPr>
+        <w:rPr>
+          <w:b/>
+          <w:bCs/>
+        </w:rPr>
+      </w:pPr>
+      <w:r>
+        <w:rPr>
+          <w:b/>
+          <w:bCs/>
+        </w:rPr>
+        <w:t>4. Source-Code Link</w:t>
+      </w:r>
+    </w:p>
+    <w:p>
+      <w:r>
+        <w:t>The source code for the Bayanihan application is available on GitHub.</w:t>
+      </w:r>
+    </w:p>
+    <w:p>
+      <w:pPr>
+        <w:rPr>
+          <w:b/>
+          <w:bCs/>
+        </w:rPr>
+      </w:pPr>
+      <w:r>
+        <w:rPr>
+          <w:b/>
+          <w:bCs/>
+        </w:rPr>
+        <w:t>GitHub Repository</w:t>
+      </w:r>
+    </w:p>
+    <w:p>
+      <w:r>
+        <w:rPr>
+          <w:b/>
+          <w:bCs/>
+        </w:rPr>
+        <w:t>[INSERT YOUR GITHUB REPOSITORY LINK HERE]</w:t>
+      </w:r>
+    </w:p>
+    <w:p>
+      <w:r>
+        <w:t xml:space="preserve">The repository contains the </w:t>
+      </w:r>
+      <w:proofErr w:type="spellStart"/>
+      <w:r>
+        <w:t>SwiftUI</w:t>
+      </w:r>
+      <w:proofErr w:type="spellEnd"/>
+      <w:r>
+        <w:t xml:space="preserve"> project and its current implementation.</w:t>
+      </w:r>
+    </w:p>
+    <w:p>
+      <w:r>
+        <w:t xml:space="preserve">The submitted source code represents at least </w:t>
+      </w:r>
+      <w:r>
+        <w:rPr>
+          <w:b/>
+          <w:bCs/>
+        </w:rPr>
+        <w:t>50% of the planned interface and functionality</w:t>
+      </w:r>
+      <w:r>
+        <w:t xml:space="preserve"> required for the midterm.</w:t>
+      </w:r>
+    </w:p>
+    <w:p>
+      <w:r>
+        <w:pict w14:anchorId="62E4A109">
+          <v:rect id="_x0000_i1065" style="width:0;height:1.5pt" o:hralign="center" o:hrstd="t" o:hr="t" fillcolor="#a0a0a0" stroked="f"/>
+        </w:pict>
+      </w:r>
+    </w:p>
+    <w:p>
+      <w:pPr>
+        <w:rPr>
+          <w:b/>
+          <w:bCs/>
+        </w:rPr>
+      </w:pPr>
+      <w:r>
+        <w:rPr>
+          <w:b/>
+          <w:bCs/>
+        </w:rPr>
+        <w:t>5. Midterm Learning Reflection</w:t>
+      </w:r>
+    </w:p>
+    <w:p>
+      <w:r>
+        <w:t xml:space="preserve">Developing Bayanihan helped me understand how to create a mobile application using Swift and </w:t>
+      </w:r>
+      <w:proofErr w:type="spellStart"/>
+      <w:r>
+        <w:t>SwiftUI</w:t>
+      </w:r>
+      <w:proofErr w:type="spellEnd"/>
+      <w:r>
+        <w:t>.</w:t>
+      </w:r>
+    </w:p>
+    <w:p>
+      <w:r>
+        <w:t xml:space="preserve">One of the things I learned was how to create different screens using </w:t>
+      </w:r>
+      <w:proofErr w:type="spellStart"/>
+      <w:r>
+        <w:t>SwiftUI</w:t>
+      </w:r>
+      <w:proofErr w:type="spellEnd"/>
+      <w:r>
+        <w:t xml:space="preserve"> Views and connect them through navigation. I also learned how to use components such as </w:t>
+      </w:r>
+      <w:proofErr w:type="spellStart"/>
+      <w:r>
+        <w:t>VStack</w:t>
+      </w:r>
+      <w:proofErr w:type="spellEnd"/>
+      <w:r>
+        <w:t xml:space="preserve">, </w:t>
+      </w:r>
+      <w:proofErr w:type="spellStart"/>
+      <w:r>
+        <w:t>HStack</w:t>
+      </w:r>
+      <w:proofErr w:type="spellEnd"/>
+      <w:r>
+        <w:t xml:space="preserve">, </w:t>
+      </w:r>
+      <w:proofErr w:type="spellStart"/>
+      <w:r>
+        <w:t>ScrollView</w:t>
+      </w:r>
+      <w:proofErr w:type="spellEnd"/>
+      <w:r>
+        <w:t xml:space="preserve">, Button, </w:t>
+      </w:r>
+      <w:proofErr w:type="spellStart"/>
+      <w:r>
+        <w:t>TextField</w:t>
+      </w:r>
+      <w:proofErr w:type="spellEnd"/>
+      <w:r>
+        <w:t xml:space="preserve">, Toggle, and </w:t>
+      </w:r>
+      <w:proofErr w:type="spellStart"/>
+      <w:r>
+        <w:t>TabView</w:t>
+      </w:r>
+      <w:proofErr w:type="spellEnd"/>
+      <w:r>
+        <w:t xml:space="preserve"> to create an interactive interface.</w:t>
+      </w:r>
+    </w:p>
+    <w:p>
+      <w:r>
+        <w:t>One challenge I encountered was organizing the project because there were many screens and different types of files. I addressed this by separating the project into App, Controllers, Models, Persistence, and Views folders. This made the project easier to understand and maintain.</w:t>
+      </w:r>
+    </w:p>
+    <w:p>
+      <w:r>
+        <w:t>Another challenge was learning how data is handled and saved in the application. I learned that the Models define the structure of the data, while the Persistence part is responsible for storing and retrieving the data.</w:t>
+      </w:r>
+    </w:p>
+    <w:p>
+      <w:r>
+        <w:t xml:space="preserve">I also improved my understanding of </w:t>
+      </w:r>
+      <w:proofErr w:type="spellStart"/>
+      <w:r>
+        <w:t>SwiftUI</w:t>
+      </w:r>
+      <w:proofErr w:type="spellEnd"/>
+      <w:r>
+        <w:t xml:space="preserve"> navigation, layouts, state management, reusable components, and local data persistence.</w:t>
+      </w:r>
+    </w:p>
+    <w:p>
+      <w:r>
+        <w:t xml:space="preserve">For the final project, I plan to complete the remaining planned screens and functionality from the prototype. I also plan to improve the data handling, user flows, request management, and overall user experience so that the </w:t>
+      </w:r>
+      <w:proofErr w:type="spellStart"/>
+      <w:r>
+        <w:t>SwiftUI</w:t>
+      </w:r>
+      <w:proofErr w:type="spellEnd"/>
+      <w:r>
+        <w:t xml:space="preserve"> application will match the complete Figma prototype more closely.</w:t>
       </w:r>
     </w:p>
     <w:sectPr>
@@ -2144,8 +3157,157 @@
 </file>
 
 <file path=word/numbering.xml><?xml version="1.0" encoding="utf-8"?>
-<w:numbering xmlns:wpc="http://schemas.microsoft.com/office/word/2010/wordprocessingCanvas" xmlns:cx="http://schemas.microsoft.com/office/drawing/2014/chartex" xmlns:cx1="http://schemas.microsoft.com/office/drawing/2015/9/8/chartex" xmlns:cx2="http://schemas.microsoft.com/office/drawing/2015/10/21/chartex" xmlns:cx3="http://schemas.microsoft.com/office/drawing/2016/5/9/chartex" xmlns:cx4="http://schemas.microsoft.com/office/drawing/2016/5/10/chartex" xmlns:cx5="http://schemas.microsoft.com/office/drawing/2016/5/11/chartex" xmlns:cx6="http://schemas.microsoft.com/office/drawing/2016/5/12/chartex" xmlns:cx7="http://schemas.microsoft.com/office/drawing/2016/5/13/chartex" xmlns:cx8="http://schemas.microsoft.com/office/drawing/2016/5/14/chartex" xmlns:mc="http://schemas.openxmlformats.org/markup-compatibility/2006" xmlns:m="http://schemas.openxmlformats.org/officeDocument/2006/math" xmlns:aink="http://schemas.microsoft.com/office/drawing/2016/ink" xmlns:am3d="http://schemas.microsoft.com/office/drawing/2017/model3d" xmlns:oel="http://schemas.microsoft.com/office/2019/extlst" xmlns:r="http://schemas.openxmlformats.org/officeDocument/2006/relationships" xmlns:wp14="http://schemas.microsoft.com/office/word/2010/wordprocessingDrawing" xmlns:wp="http://schemas.openxmlformats.org/drawingml/2006/wordprocessingDrawing" xmlns:wpg="http://schemas.microsoft.com/office/word/2010/wordprocessingGroup" xmlns:wpi="http://schemas.microsoft.com/office/word/2010/wordprocessingInk" xmlns:wps="http://schemas.microsoft.com/office/word/2010/wordprocessingShape" xmlns:o="urn:schemas-microsoft-com:office:office" xmlns:v="urn:schemas-microsoft-com:vml" xmlns:w10="urn:schemas-microsoft-com:office:word" xmlns:w="http://schemas.openxmlformats.org/wordprocessingml/2006/main" xmlns:w14="http://schemas.microsoft.com/office/word/2010/wordml" xmlns:w15="http://schemas.microsoft.com/office/word/2012/wordml" xmlns:w16cex="http://schemas.microsoft.com/office/word/2018/wordml/cex" xmlns:w16cid="http://schemas.microsoft.com/office/word/2016/wordml/cid" xmlns:w16="http://schemas.microsoft.com/office/word/2018/wordml" xmlns:w16sdtdh="http://schemas.microsoft.com/office/word/2020/wordml/sdtdatahash" xmlns:w16sdtfl="http://schemas.microsoft.com/office/word/2024/wordml/sdtformatlock" xmlns:w16se="http://schemas.microsoft.com/office/word/2015/wordml/symex" xmlns:w16du="http://schemas.microsoft.com/office/word/2023/wordml/word16du" xmlns:wne="http://schemas.microsoft.com/office/word/2006/wordml" mc:Ignorable="w14 w15 w16se w16cid w16 w16cex w16sdtdh w16sdtfl w16du wp14">
+<w:numbering xmlns:wpc="http://schemas.microsoft.com/office/word/2010/wordprocessingCanvas" xmlns:cx="http://schemas.microsoft.com/office/drawing/2014/chartex" xmlns:cx1="http://schemas.microsoft.com/office/drawing/2015/9/8/chartex" xmlns:cx2="http://schemas.microsoft.com/office/drawing/2015/10/21/chartex" xmlns:cx3="http://schemas.microsoft.com/office/drawing/2016/5/9/chartex" xmlns:cx4="http://schemas.microsoft.com/office/drawing/2016/5/10/chartex" xmlns:cx5="http://schemas.microsoft.com/office/drawing/2016/5/11/chartex" xmlns:cx6="http://schemas.microsoft.com/office/drawing/2016/5/12/chartex" xmlns:cx7="http://schemas.microsoft.com/office/drawing/2016/5/13/chartex" xmlns:cx8="http://schemas.microsoft.com/office/drawing/2016/5/14/chartex" xmlns:mc="http://schemas.openxmlformats.org/markup-compatibility/2006" xmlns:aink="http://schemas.microsoft.com/office/drawing/2016/ink" xmlns:am3d="http://schemas.microsoft.com/office/drawing/2017/model3d" xmlns:o="urn:schemas-microsoft-com:office:office" xmlns:oel="http://schemas.microsoft.com/office/2019/extlst" xmlns:r="http://schemas.openxmlformats.org/officeDocument/2006/relationships" xmlns:m="http://schemas.openxmlformats.org/officeDocument/2006/math" xmlns:v="urn:schemas-microsoft-com:vml" xmlns:wp14="http://schemas.microsoft.com/office/word/2010/wordprocessingDrawing" xmlns:wp="http://schemas.openxmlformats.org/drawingml/2006/wordprocessingDrawing" xmlns:w10="urn:schemas-microsoft-com:office:word" xmlns:w="http://schemas.openxmlformats.org/wordprocessingml/2006/main" xmlns:w14="http://schemas.microsoft.com/office/word/2010/wordml" xmlns:w15="http://schemas.microsoft.com/office/word/2012/wordml" xmlns:w16cex="http://schemas.microsoft.com/office/word/2018/wordml/cex" xmlns:w16cid="http://schemas.microsoft.com/office/word/2016/wordml/cid" xmlns:w16="http://schemas.microsoft.com/office/word/2018/wordml" xmlns:w16du="http://schemas.microsoft.com/office/word/2023/wordml/word16du" xmlns:w16sdtdh="http://schemas.microsoft.com/office/word/2020/wordml/sdtdatahash" xmlns:w16sdtfl="http://schemas.microsoft.com/office/word/2024/wordml/sdtformatlock" xmlns:w16se="http://schemas.microsoft.com/office/word/2015/wordml/symex" xmlns:wpg="http://schemas.microsoft.com/office/word/2010/wordprocessingGroup" xmlns:wpi="http://schemas.microsoft.com/office/word/2010/wordprocessingInk" xmlns:wne="http://schemas.microsoft.com/office/word/2006/wordml" xmlns:wps="http://schemas.microsoft.com/office/word/2010/wordprocessingShape" mc:Ignorable="w14 w15 w16se w16cid w16 w16cex w16sdtdh w16sdtfl w16du wp14">
   <w:abstractNum w:abstractNumId="0" w15:restartNumberingAfterBreak="0">
+    <w:nsid w:val="25142226"/>
+    <w:multiLevelType w:val="multilevel"/>
+    <w:tmpl w:val="A9FEFF50"/>
+    <w:lvl w:ilvl="0">
+      <w:start w:val="1"/>
+      <w:numFmt w:val="bullet"/>
+      <w:lvlText w:val=""/>
+      <w:lvlJc w:val="left"/>
+      <w:pPr>
+        <w:tabs>
+          <w:tab w:val="num" w:pos="720"/>
+        </w:tabs>
+        <w:ind w:left="720" w:hanging="360"/>
+      </w:pPr>
+      <w:rPr>
+        <w:rFonts w:ascii="Symbol" w:hAnsi="Symbol" w:hint="default"/>
+        <w:sz w:val="20"/>
+      </w:rPr>
+    </w:lvl>
+    <w:lvl w:ilvl="1" w:tentative="1">
+      <w:start w:val="1"/>
+      <w:numFmt w:val="bullet"/>
+      <w:lvlText w:val="o"/>
+      <w:lvlJc w:val="left"/>
+      <w:pPr>
+        <w:tabs>
+          <w:tab w:val="num" w:pos="1440"/>
+        </w:tabs>
+        <w:ind w:left="1440" w:hanging="360"/>
+      </w:pPr>
+      <w:rPr>
+        <w:rFonts w:ascii="Courier New" w:hAnsi="Courier New" w:hint="default"/>
+        <w:sz w:val="20"/>
+      </w:rPr>
+    </w:lvl>
+    <w:lvl w:ilvl="2" w:tentative="1">
+      <w:start w:val="1"/>
+      <w:numFmt w:val="bullet"/>
+      <w:lvlText w:val=""/>
+      <w:lvlJc w:val="left"/>
+      <w:pPr>
+        <w:tabs>
+          <w:tab w:val="num" w:pos="2160"/>
+        </w:tabs>
+        <w:ind w:left="2160" w:hanging="360"/>
+      </w:pPr>
+      <w:rPr>
+        <w:rFonts w:ascii="Wingdings" w:hAnsi="Wingdings" w:hint="default"/>
+        <w:sz w:val="20"/>
+      </w:rPr>
+    </w:lvl>
+    <w:lvl w:ilvl="3" w:tentative="1">
+      <w:start w:val="1"/>
+      <w:numFmt w:val="bullet"/>
+      <w:lvlText w:val=""/>
+      <w:lvlJc w:val="left"/>
+      <w:pPr>
+        <w:tabs>
+          <w:tab w:val="num" w:pos="2880"/>
+        </w:tabs>
+        <w:ind w:left="2880" w:hanging="360"/>
+      </w:pPr>
+      <w:rPr>
+        <w:rFonts w:ascii="Wingdings" w:hAnsi="Wingdings" w:hint="default"/>
+        <w:sz w:val="20"/>
+      </w:rPr>
+    </w:lvl>
+    <w:lvl w:ilvl="4" w:tentative="1">
+      <w:start w:val="1"/>
+      <w:numFmt w:val="bullet"/>
+      <w:lvlText w:val=""/>
+      <w:lvlJc w:val="left"/>
+      <w:pPr>
+        <w:tabs>
+          <w:tab w:val="num" w:pos="3600"/>
+        </w:tabs>
+        <w:ind w:left="3600" w:hanging="360"/>
+      </w:pPr>
+      <w:rPr>
+        <w:rFonts w:ascii="Wingdings" w:hAnsi="Wingdings" w:hint="default"/>
+        <w:sz w:val="20"/>
+      </w:rPr>
+    </w:lvl>
+    <w:lvl w:ilvl="5" w:tentative="1">
+      <w:start w:val="1"/>
+      <w:numFmt w:val="bullet"/>
+      <w:lvlText w:val=""/>
+      <w:lvlJc w:val="left"/>
+      <w:pPr>
+        <w:tabs>
+          <w:tab w:val="num" w:pos="4320"/>
+        </w:tabs>
+        <w:ind w:left="4320" w:hanging="360"/>
+      </w:pPr>
+      <w:rPr>
+        <w:rFonts w:ascii="Wingdings" w:hAnsi="Wingdings" w:hint="default"/>
+        <w:sz w:val="20"/>
+      </w:rPr>
+    </w:lvl>
+    <w:lvl w:ilvl="6" w:tentative="1">
+      <w:start w:val="1"/>
+      <w:numFmt w:val="bullet"/>
+      <w:lvlText w:val=""/>
+      <w:lvlJc w:val="left"/>
+      <w:pPr>
+        <w:tabs>
+          <w:tab w:val="num" w:pos="5040"/>
+        </w:tabs>
+        <w:ind w:left="5040" w:hanging="360"/>
+      </w:pPr>
+      <w:rPr>
+        <w:rFonts w:ascii="Wingdings" w:hAnsi="Wingdings" w:hint="default"/>
+        <w:sz w:val="20"/>
+      </w:rPr>
+    </w:lvl>
+    <w:lvl w:ilvl="7" w:tentative="1">
+      <w:start w:val="1"/>
+      <w:numFmt w:val="bullet"/>
+      <w:lvlText w:val=""/>
+      <w:lvlJc w:val="left"/>
+      <w:pPr>
+        <w:tabs>
+          <w:tab w:val="num" w:pos="5760"/>
+        </w:tabs>
+        <w:ind w:left="5760" w:hanging="360"/>
+      </w:pPr>
+      <w:rPr>
+        <w:rFonts w:ascii="Wingdings" w:hAnsi="Wingdings" w:hint="default"/>
+        <w:sz w:val="20"/>
+      </w:rPr>
+    </w:lvl>
+    <w:lvl w:ilvl="8" w:tentative="1">
+      <w:start w:val="1"/>
+      <w:numFmt w:val="bullet"/>
+      <w:lvlText w:val=""/>
+      <w:lvlJc w:val="left"/>
+      <w:pPr>
+        <w:tabs>
+          <w:tab w:val="num" w:pos="6480"/>
+        </w:tabs>
+        <w:ind w:left="6480" w:hanging="360"/>
+      </w:pPr>
+      <w:rPr>
+        <w:rFonts w:ascii="Wingdings" w:hAnsi="Wingdings" w:hint="default"/>
+        <w:sz w:val="20"/>
+      </w:rPr>
+    </w:lvl>
+  </w:abstractNum>
+  <w:abstractNum w:abstractNumId="1" w15:restartNumberingAfterBreak="0">
     <w:nsid w:val="39401DFB"/>
     <w:multiLevelType w:val="multilevel"/>
     <w:tmpl w:val="9536CB72"/>
@@ -2262,7 +3424,156 @@
       </w:pPr>
     </w:lvl>
   </w:abstractNum>
-  <w:abstractNum w:abstractNumId="1" w15:restartNumberingAfterBreak="0">
+  <w:abstractNum w:abstractNumId="2" w15:restartNumberingAfterBreak="0">
+    <w:nsid w:val="3F782E57"/>
+    <w:multiLevelType w:val="multilevel"/>
+    <w:tmpl w:val="E7BEEACA"/>
+    <w:lvl w:ilvl="0">
+      <w:start w:val="1"/>
+      <w:numFmt w:val="bullet"/>
+      <w:lvlText w:val=""/>
+      <w:lvlJc w:val="left"/>
+      <w:pPr>
+        <w:tabs>
+          <w:tab w:val="num" w:pos="720"/>
+        </w:tabs>
+        <w:ind w:left="720" w:hanging="360"/>
+      </w:pPr>
+      <w:rPr>
+        <w:rFonts w:ascii="Symbol" w:hAnsi="Symbol" w:hint="default"/>
+        <w:sz w:val="20"/>
+      </w:rPr>
+    </w:lvl>
+    <w:lvl w:ilvl="1" w:tentative="1">
+      <w:start w:val="1"/>
+      <w:numFmt w:val="bullet"/>
+      <w:lvlText w:val="o"/>
+      <w:lvlJc w:val="left"/>
+      <w:pPr>
+        <w:tabs>
+          <w:tab w:val="num" w:pos="1440"/>
+        </w:tabs>
+        <w:ind w:left="1440" w:hanging="360"/>
+      </w:pPr>
+      <w:rPr>
+        <w:rFonts w:ascii="Courier New" w:hAnsi="Courier New" w:hint="default"/>
+        <w:sz w:val="20"/>
+      </w:rPr>
+    </w:lvl>
+    <w:lvl w:ilvl="2" w:tentative="1">
+      <w:start w:val="1"/>
+      <w:numFmt w:val="bullet"/>
+      <w:lvlText w:val=""/>
+      <w:lvlJc w:val="left"/>
+      <w:pPr>
+        <w:tabs>
+          <w:tab w:val="num" w:pos="2160"/>
+        </w:tabs>
+        <w:ind w:left="2160" w:hanging="360"/>
+      </w:pPr>
+      <w:rPr>
+        <w:rFonts w:ascii="Wingdings" w:hAnsi="Wingdings" w:hint="default"/>
+        <w:sz w:val="20"/>
+      </w:rPr>
+    </w:lvl>
+    <w:lvl w:ilvl="3" w:tentative="1">
+      <w:start w:val="1"/>
+      <w:numFmt w:val="bullet"/>
+      <w:lvlText w:val=""/>
+      <w:lvlJc w:val="left"/>
+      <w:pPr>
+        <w:tabs>
+          <w:tab w:val="num" w:pos="2880"/>
+        </w:tabs>
+        <w:ind w:left="2880" w:hanging="360"/>
+      </w:pPr>
+      <w:rPr>
+        <w:rFonts w:ascii="Wingdings" w:hAnsi="Wingdings" w:hint="default"/>
+        <w:sz w:val="20"/>
+      </w:rPr>
+    </w:lvl>
+    <w:lvl w:ilvl="4" w:tentative="1">
+      <w:start w:val="1"/>
+      <w:numFmt w:val="bullet"/>
+      <w:lvlText w:val=""/>
+      <w:lvlJc w:val="left"/>
+      <w:pPr>
+        <w:tabs>
+          <w:tab w:val="num" w:pos="3600"/>
+        </w:tabs>
+        <w:ind w:left="3600" w:hanging="360"/>
+      </w:pPr>
+      <w:rPr>
+        <w:rFonts w:ascii="Wingdings" w:hAnsi="Wingdings" w:hint="default"/>
+        <w:sz w:val="20"/>
+      </w:rPr>
+    </w:lvl>
+    <w:lvl w:ilvl="5" w:tentative="1">
+      <w:start w:val="1"/>
+      <w:numFmt w:val="bullet"/>
+      <w:lvlText w:val=""/>
+      <w:lvlJc w:val="left"/>
+      <w:pPr>
+        <w:tabs>
+          <w:tab w:val="num" w:pos="4320"/>
+        </w:tabs>
+        <w:ind w:left="4320" w:hanging="360"/>
+      </w:pPr>
+      <w:rPr>
+        <w:rFonts w:ascii="Wingdings" w:hAnsi="Wingdings" w:hint="default"/>
+        <w:sz w:val="20"/>
+      </w:rPr>
+    </w:lvl>
+    <w:lvl w:ilvl="6" w:tentative="1">
+      <w:start w:val="1"/>
+      <w:numFmt w:val="bullet"/>
+      <w:lvlText w:val=""/>
+      <w:lvlJc w:val="left"/>
+      <w:pPr>
+        <w:tabs>
+          <w:tab w:val="num" w:pos="5040"/>
+        </w:tabs>
+        <w:ind w:left="5040" w:hanging="360"/>
+      </w:pPr>
+      <w:rPr>
+        <w:rFonts w:ascii="Wingdings" w:hAnsi="Wingdings" w:hint="default"/>
+        <w:sz w:val="20"/>
+      </w:rPr>
+    </w:lvl>
+    <w:lvl w:ilvl="7" w:tentative="1">
+      <w:start w:val="1"/>
+      <w:numFmt w:val="bullet"/>
+      <w:lvlText w:val=""/>
+      <w:lvlJc w:val="left"/>
+      <w:pPr>
+        <w:tabs>
+          <w:tab w:val="num" w:pos="5760"/>
+        </w:tabs>
+        <w:ind w:left="5760" w:hanging="360"/>
+      </w:pPr>
+      <w:rPr>
+        <w:rFonts w:ascii="Wingdings" w:hAnsi="Wingdings" w:hint="default"/>
+        <w:sz w:val="20"/>
+      </w:rPr>
+    </w:lvl>
+    <w:lvl w:ilvl="8" w:tentative="1">
+      <w:start w:val="1"/>
+      <w:numFmt w:val="bullet"/>
+      <w:lvlText w:val=""/>
+      <w:lvlJc w:val="left"/>
+      <w:pPr>
+        <w:tabs>
+          <w:tab w:val="num" w:pos="6480"/>
+        </w:tabs>
+        <w:ind w:left="6480" w:hanging="360"/>
+      </w:pPr>
+      <w:rPr>
+        <w:rFonts w:ascii="Wingdings" w:hAnsi="Wingdings" w:hint="default"/>
+        <w:sz w:val="20"/>
+      </w:rPr>
+    </w:lvl>
+  </w:abstractNum>
+  <w:abstractNum w:abstractNumId="3" w15:restartNumberingAfterBreak="0">
     <w:nsid w:val="725F03D9"/>
     <w:multiLevelType w:val="multilevel"/>
     <w:tmpl w:val="5DC6D942"/>
@@ -2380,16 +3691,22 @@
     </w:lvl>
   </w:abstractNum>
   <w:num w:numId="1" w16cid:durableId="1002859964">
+    <w:abstractNumId w:val="3"/>
+  </w:num>
+  <w:num w:numId="2" w16cid:durableId="724724416">
     <w:abstractNumId w:val="1"/>
   </w:num>
-  <w:num w:numId="2" w16cid:durableId="724724416">
+  <w:num w:numId="3" w16cid:durableId="867182705">
     <w:abstractNumId w:val="0"/>
+  </w:num>
+  <w:num w:numId="4" w16cid:durableId="1936475324">
+    <w:abstractNumId w:val="2"/>
   </w:num>
 </w:numbering>
 </file>
 
 <file path=word/styles.xml><?xml version="1.0" encoding="utf-8"?>
-<w:styles xmlns:mc="http://schemas.openxmlformats.org/markup-compatibility/2006" xmlns:r="http://schemas.openxmlformats.org/officeDocument/2006/relationships" xmlns:w="http://schemas.openxmlformats.org/wordprocessingml/2006/main" xmlns:w14="http://schemas.microsoft.com/office/word/2010/wordml" xmlns:w15="http://schemas.microsoft.com/office/word/2012/wordml" xmlns:w16cex="http://schemas.microsoft.com/office/word/2018/wordml/cex" xmlns:w16cid="http://schemas.microsoft.com/office/word/2016/wordml/cid" xmlns:w16="http://schemas.microsoft.com/office/word/2018/wordml" xmlns:w16sdtdh="http://schemas.microsoft.com/office/word/2020/wordml/sdtdatahash" xmlns:w16sdtfl="http://schemas.microsoft.com/office/word/2024/wordml/sdtformatlock" xmlns:w16se="http://schemas.microsoft.com/office/word/2015/wordml/symex" xmlns:w16du="http://schemas.microsoft.com/office/word/2023/wordml/word16du" mc:Ignorable="w14 w15 w16se w16cid w16 w16cex w16sdtdh w16sdtfl w16du">
+<w:styles xmlns:mc="http://schemas.openxmlformats.org/markup-compatibility/2006" xmlns:r="http://schemas.openxmlformats.org/officeDocument/2006/relationships" xmlns:w="http://schemas.openxmlformats.org/wordprocessingml/2006/main" xmlns:w14="http://schemas.microsoft.com/office/word/2010/wordml" xmlns:w15="http://schemas.microsoft.com/office/word/2012/wordml" xmlns:w16cex="http://schemas.microsoft.com/office/word/2018/wordml/cex" xmlns:w16cid="http://schemas.microsoft.com/office/word/2016/wordml/cid" xmlns:w16="http://schemas.microsoft.com/office/word/2018/wordml" xmlns:w16du="http://schemas.microsoft.com/office/word/2023/wordml/word16du" xmlns:w16sdtdh="http://schemas.microsoft.com/office/word/2020/wordml/sdtdatahash" xmlns:w16sdtfl="http://schemas.microsoft.com/office/word/2024/wordml/sdtformatlock" xmlns:w16se="http://schemas.microsoft.com/office/word/2015/wordml/symex" mc:Ignorable="w14 w15 w16se w16cid w16 w16cex w16sdtdh w16sdtfl w16du">
   <w:docDefaults>
     <w:rPrDefault>
       <w:rPr>
@@ -2991,7 +4308,6 @@
   <w:style w:type="character" w:default="1" w:styleId="DefaultParagraphFont">
     <w:name w:val="Default Paragraph Font"/>
     <w:uiPriority w:val="1"/>
-    <w:semiHidden/>
     <w:unhideWhenUsed/>
   </w:style>
   <w:style w:type="table" w:default="1" w:styleId="TableNormal">
@@ -3336,6 +4652,29 @@
       <w:bCs/>
     </w:rPr>
   </w:style>
+  <w:style w:type="character" w:styleId="Hyperlink">
+    <w:name w:val="Hyperlink"/>
+    <w:basedOn w:val="DefaultParagraphFont"/>
+    <w:uiPriority w:val="99"/>
+    <w:unhideWhenUsed/>
+    <w:rsid w:val="00774D4E"/>
+    <w:rPr>
+      <w:color w:val="467886" w:themeColor="hyperlink"/>
+      <w:u w:val="single"/>
+    </w:rPr>
+  </w:style>
+  <w:style w:type="character" w:styleId="UnresolvedMention">
+    <w:name w:val="Unresolved Mention"/>
+    <w:basedOn w:val="DefaultParagraphFont"/>
+    <w:uiPriority w:val="99"/>
+    <w:semiHidden/>
+    <w:unhideWhenUsed/>
+    <w:rsid w:val="00774D4E"/>
+    <w:rPr>
+      <w:color w:val="605E5C"/>
+      <w:shd w:val="clear" w:color="auto" w:fill="E1DFDD"/>
+    </w:rPr>
+  </w:style>
 </w:styles>
 </file>
 
